--- a/eng/docx/021.content.docx
+++ b/eng/docx/021.content.docx
@@ -19,7 +19,7 @@
         <w:rPr>
           <w:lang w:val="en_US" w:bidi="en_US"/>
         </w:rPr>
-        <w:t>Resource: Maps (FIA)</w:t>
+        <w:t>Resource: Familiarization, Internalization, Articulation (Fia) Maps</w:t>
       </w:r>
       <w:r>
         <w:rPr>
@@ -90,7 +90,7 @@
         <w:rPr>
           <w:lang w:val="en_US" w:bidi="en_US"/>
         </w:rPr>
-        <w:t>Maps (FIA)</w:t>
+        <w:t>Familiarization, Internalization, Articulation (Fia) Maps</w:t>
       </w:r>
     </w:p>
     <w:p>
